--- a/docs/static-guides/feishu-word/01-中转注册与API密钥/03-Open-Code-配置教程.docx
+++ b/docs/static-guides/feishu-word/01-中转注册与API密钥/03-Open-Code-配置教程.docx
@@ -14,7 +14,7 @@
       </w:pPr>
       <w:r>
         <w:rPr>
-          <w:rFonts w:ascii="Arial Unicode MS" w:hAnsi="Arial Unicode MS" w:eastAsia="Arial Unicode MS" w:cs="Arial Unicode MS"/>
+          <w:rFonts w:ascii="Arial" w:hAnsi="Arial" w:eastAsia="PingFang SC" w:cs="PingFang SC"/>
           <w:b/>
           <w:color w:val="2E74B5"/>
           <w:sz w:val="21"/>
@@ -30,7 +30,7 @@
       </w:pPr>
       <w:r>
         <w:rPr>
-          <w:rFonts w:ascii="Arial Unicode MS" w:hAnsi="Arial Unicode MS" w:eastAsia="Arial Unicode MS" w:cs="Arial Unicode MS"/>
+          <w:rFonts w:ascii="Arial" w:hAnsi="Arial" w:eastAsia="PingFang SC" w:cs="PingFang SC"/>
           <w:b/>
           <w:color w:val="0B2545"/>
           <w:sz w:val="54"/>
@@ -45,7 +45,7 @@
       </w:pPr>
       <w:r>
         <w:rPr>
-          <w:rFonts w:ascii="Arial Unicode MS" w:hAnsi="Arial Unicode MS" w:eastAsia="Arial Unicode MS" w:cs="Arial Unicode MS"/>
+          <w:rFonts w:ascii="Arial" w:hAnsi="Arial" w:eastAsia="PingFang SC" w:cs="PingFang SC"/>
           <w:color w:val="5F6368"/>
           <w:sz w:val="26"/>
         </w:rPr>
@@ -59,7 +59,7 @@
       </w:pPr>
       <w:r>
         <w:rPr>
-          <w:rFonts w:ascii="Arial Unicode MS" w:hAnsi="Arial Unicode MS" w:eastAsia="Arial Unicode MS" w:cs="Arial Unicode MS"/>
+          <w:rFonts w:ascii="Arial" w:hAnsi="Arial" w:eastAsia="PingFang SC" w:cs="PingFang SC"/>
           <w:b/>
           <w:color w:val="2E74B5"/>
           <w:sz w:val="20"/>
@@ -81,14 +81,14 @@
       </w:pPr>
       <w:r>
         <w:rPr>
-          <w:rFonts w:ascii="Arial Unicode MS" w:hAnsi="Arial Unicode MS" w:eastAsia="Arial Unicode MS" w:cs="Arial Unicode MS"/>
+          <w:rFonts w:ascii="Arial" w:hAnsi="Arial" w:eastAsia="PingFang SC" w:cs="PingFang SC"/>
           <w:b w:val="0"/>
         </w:rPr>
         <w:t>API base_url：</w:t>
       </w:r>
       <w:r>
         <w:rPr>
-          <w:rFonts w:ascii="Menlo" w:hAnsi="Menlo" w:eastAsia="Arial Unicode MS" w:cs="Arial Unicode MS"/>
+          <w:rFonts w:ascii="Menlo" w:hAnsi="Menlo" w:eastAsia="PingFang SC" w:cs="PingFang SC"/>
           <w:b w:val="0"/>
           <w:color w:val="1F4D78"/>
           <w:sz w:val="20"/>
@@ -102,14 +102,14 @@
       </w:pPr>
       <w:r>
         <w:rPr>
-          <w:rFonts w:ascii="Arial Unicode MS" w:hAnsi="Arial Unicode MS" w:eastAsia="Arial Unicode MS" w:cs="Arial Unicode MS"/>
+          <w:rFonts w:ascii="Arial" w:hAnsi="Arial" w:eastAsia="PingFang SC" w:cs="PingFang SC"/>
           <w:b w:val="0"/>
         </w:rPr>
         <w:t xml:space="preserve">前置步骤：请先完成父教程《中转注册、兑换与 API 密钥配置教程》，准备好自己的 </w:t>
       </w:r>
       <w:r>
         <w:rPr>
-          <w:rFonts w:ascii="Menlo" w:hAnsi="Menlo" w:eastAsia="Arial Unicode MS" w:cs="Arial Unicode MS"/>
+          <w:rFonts w:ascii="Menlo" w:hAnsi="Menlo" w:eastAsia="PingFang SC" w:cs="PingFang SC"/>
           <w:b w:val="0"/>
           <w:color w:val="1F4D78"/>
           <w:sz w:val="20"/>
@@ -118,7 +118,7 @@
       </w:r>
       <w:r>
         <w:rPr>
-          <w:rFonts w:ascii="Arial Unicode MS" w:hAnsi="Arial Unicode MS" w:eastAsia="Arial Unicode MS" w:cs="Arial Unicode MS"/>
+          <w:rFonts w:ascii="Arial" w:hAnsi="Arial" w:eastAsia="PingFang SC" w:cs="PingFang SC"/>
           <w:b w:val="0"/>
         </w:rPr>
         <w:t xml:space="preserve"> 和 API Key。本文只讲客户端配置，不再重复注册、兑换和创建密钥。</w:t>
@@ -130,7 +130,7 @@
       </w:pPr>
       <w:r>
         <w:rPr>
-          <w:rFonts w:ascii="Arial Unicode MS" w:hAnsi="Arial Unicode MS" w:eastAsia="Arial Unicode MS" w:cs="Arial Unicode MS"/>
+          <w:rFonts w:ascii="Arial" w:hAnsi="Arial" w:eastAsia="PingFang SC" w:cs="PingFang SC"/>
           <w:b w:val="0"/>
         </w:rPr>
         <w:t>教程要点</w:t>
@@ -146,7 +146,7 @@
       </w:pPr>
       <w:r>
         <w:rPr>
-          <w:rFonts w:ascii="Arial Unicode MS" w:hAnsi="Arial Unicode MS" w:eastAsia="Arial Unicode MS" w:cs="Arial Unicode MS"/>
+          <w:rFonts w:ascii="Arial" w:hAnsi="Arial" w:eastAsia="PingFang SC" w:cs="PingFang SC"/>
           <w:b w:val="0"/>
         </w:rPr>
         <w:t>安装并首次启动 Open Code</w:t>
@@ -162,14 +162,14 @@
       </w:pPr>
       <w:r>
         <w:rPr>
-          <w:rFonts w:ascii="Arial Unicode MS" w:hAnsi="Arial Unicode MS" w:eastAsia="Arial Unicode MS" w:cs="Arial Unicode MS"/>
+          <w:rFonts w:ascii="Arial" w:hAnsi="Arial" w:eastAsia="PingFang SC" w:cs="PingFang SC"/>
           <w:b w:val="0"/>
         </w:rPr>
         <w:t xml:space="preserve">配置 </w:t>
       </w:r>
       <w:r>
         <w:rPr>
-          <w:rFonts w:ascii="Menlo" w:hAnsi="Menlo" w:eastAsia="Arial Unicode MS" w:cs="Arial Unicode MS"/>
+          <w:rFonts w:ascii="Menlo" w:hAnsi="Menlo" w:eastAsia="PingFang SC" w:cs="PingFang SC"/>
           <w:b w:val="0"/>
           <w:color w:val="1F4D78"/>
           <w:sz w:val="20"/>
@@ -187,14 +187,14 @@
       </w:pPr>
       <w:r>
         <w:rPr>
-          <w:rFonts w:ascii="Arial Unicode MS" w:hAnsi="Arial Unicode MS" w:eastAsia="Arial Unicode MS" w:cs="Arial Unicode MS"/>
+          <w:rFonts w:ascii="Arial" w:hAnsi="Arial" w:eastAsia="PingFang SC" w:cs="PingFang SC"/>
           <w:b w:val="0"/>
         </w:rPr>
         <w:t xml:space="preserve">使用 </w:t>
       </w:r>
       <w:r>
         <w:rPr>
-          <w:rFonts w:ascii="Menlo" w:hAnsi="Menlo" w:eastAsia="Arial Unicode MS" w:cs="Arial Unicode MS"/>
+          <w:rFonts w:ascii="Menlo" w:hAnsi="Menlo" w:eastAsia="PingFang SC" w:cs="PingFang SC"/>
           <w:b w:val="0"/>
           <w:color w:val="1F4D78"/>
           <w:sz w:val="20"/>
@@ -203,7 +203,7 @@
       </w:r>
       <w:r>
         <w:rPr>
-          <w:rFonts w:ascii="Arial Unicode MS" w:hAnsi="Arial Unicode MS" w:eastAsia="Arial Unicode MS" w:cs="Arial Unicode MS"/>
+          <w:rFonts w:ascii="Arial" w:hAnsi="Arial" w:eastAsia="PingFang SC" w:cs="PingFang SC"/>
           <w:b w:val="0"/>
         </w:rPr>
         <w:t xml:space="preserve"> 临时切换</w:t>
@@ -219,7 +219,7 @@
       </w:pPr>
       <w:r>
         <w:rPr>
-          <w:rFonts w:ascii="Arial Unicode MS" w:hAnsi="Arial Unicode MS" w:eastAsia="Arial Unicode MS" w:cs="Arial Unicode MS"/>
+          <w:rFonts w:ascii="Arial" w:hAnsi="Arial" w:eastAsia="PingFang SC" w:cs="PingFang SC"/>
           <w:b w:val="0"/>
         </w:rPr>
         <w:t>验证 provider 和模型</w:t>
@@ -231,7 +231,7 @@
       </w:pPr>
       <w:r>
         <w:rPr>
-          <w:rFonts w:ascii="Arial Unicode MS" w:hAnsi="Arial Unicode MS" w:eastAsia="Arial Unicode MS" w:cs="Arial Unicode MS"/>
+          <w:rFonts w:ascii="Arial" w:hAnsi="Arial" w:eastAsia="PingFang SC" w:cs="PingFang SC"/>
           <w:b w:val="0"/>
         </w:rPr>
         <w:t>Open Code 配置流程</w:t>
@@ -243,7 +243,7 @@
       </w:pPr>
       <w:r>
         <w:rPr>
-          <w:rFonts w:ascii="Arial Unicode MS" w:hAnsi="Arial Unicode MS" w:eastAsia="Arial Unicode MS" w:cs="Arial Unicode MS"/>
+          <w:rFonts w:ascii="Arial" w:hAnsi="Arial" w:eastAsia="PingFang SC" w:cs="PingFang SC"/>
           <w:b w:val="0"/>
         </w:rPr>
         <w:t>1. 安装并首次启动 Open Code</w:t>
@@ -259,7 +259,7 @@
       </w:pPr>
       <w:r>
         <w:rPr>
-          <w:rFonts w:ascii="Arial Unicode MS" w:hAnsi="Arial Unicode MS" w:eastAsia="Arial Unicode MS" w:cs="Arial Unicode MS"/>
+          <w:rFonts w:ascii="Arial" w:hAnsi="Arial" w:eastAsia="PingFang SC" w:cs="PingFang SC"/>
           <w:b w:val="0"/>
         </w:rPr>
         <w:t>按你的系统安装 Open Code CLI；如果已经安装，可以直接进入下一步。</w:t>
@@ -275,14 +275,14 @@
       </w:pPr>
       <w:r>
         <w:rPr>
-          <w:rFonts w:ascii="Arial Unicode MS" w:hAnsi="Arial Unicode MS" w:eastAsia="Arial Unicode MS" w:cs="Arial Unicode MS"/>
+          <w:rFonts w:ascii="Arial" w:hAnsi="Arial" w:eastAsia="PingFang SC" w:cs="PingFang SC"/>
           <w:b w:val="0"/>
         </w:rPr>
         <w:t xml:space="preserve">打开一个新终端，输入 </w:t>
       </w:r>
       <w:r>
         <w:rPr>
-          <w:rFonts w:ascii="Menlo" w:hAnsi="Menlo" w:eastAsia="Arial Unicode MS" w:cs="Arial Unicode MS"/>
+          <w:rFonts w:ascii="Menlo" w:hAnsi="Menlo" w:eastAsia="PingFang SC" w:cs="PingFang SC"/>
           <w:b w:val="0"/>
           <w:color w:val="1F4D78"/>
           <w:sz w:val="20"/>
@@ -291,7 +291,7 @@
       </w:r>
       <w:r>
         <w:rPr>
-          <w:rFonts w:ascii="Arial Unicode MS" w:hAnsi="Arial Unicode MS" w:eastAsia="Arial Unicode MS" w:cs="Arial Unicode MS"/>
+          <w:rFonts w:ascii="Arial" w:hAnsi="Arial" w:eastAsia="PingFang SC" w:cs="PingFang SC"/>
           <w:b w:val="0"/>
         </w:rPr>
         <w:t xml:space="preserve"> 启动一次，确认命令可用。</w:t>
@@ -307,7 +307,7 @@
       </w:pPr>
       <w:r>
         <w:rPr>
-          <w:rFonts w:ascii="Arial Unicode MS" w:hAnsi="Arial Unicode MS" w:eastAsia="Arial Unicode MS" w:cs="Arial Unicode MS"/>
+          <w:rFonts w:ascii="Arial" w:hAnsi="Arial" w:eastAsia="PingFang SC" w:cs="PingFang SC"/>
           <w:b w:val="0"/>
         </w:rPr>
         <w:t>首次启动后退出 Open Code，再写入配置文件；这样可以避免配置目录不存在。</w:t>
@@ -322,7 +322,7 @@
       </w:pPr>
       <w:r>
         <w:rPr>
-          <w:rFonts w:ascii="Arial Unicode MS" w:hAnsi="Arial Unicode MS" w:eastAsia="Arial Unicode MS" w:cs="Arial Unicode MS"/>
+          <w:rFonts w:ascii="Arial" w:hAnsi="Arial" w:eastAsia="PingFang SC" w:cs="PingFang SC"/>
           <w:b w:val="0"/>
         </w:rPr>
         <w:t xml:space="preserve">提示：Open Code 配置格式会随版本演进，字段细节可对照 </w:t>
@@ -330,7 +330,7 @@
       <w:hyperlink r:id="rId11">
         <w:r>
           <w:rPr>
-            <w:rFonts w:ascii="Arial Unicode MS" w:hAnsi="Arial Unicode MS" w:eastAsia="Arial Unicode MS" w:cs="Arial Unicode MS"/>
+            <w:rFonts w:ascii="Arial" w:hAnsi="Arial" w:eastAsia="PingFang SC" w:cs="PingFang SC"/>
             <w:color w:val="0563C1"/>
             <w:u w:val="single"/>
           </w:rPr>
@@ -339,7 +339,7 @@
       </w:hyperlink>
       <w:r>
         <w:rPr>
-          <w:rFonts w:ascii="Arial Unicode MS" w:hAnsi="Arial Unicode MS" w:eastAsia="Arial Unicode MS" w:cs="Arial Unicode MS"/>
+          <w:rFonts w:ascii="Arial" w:hAnsi="Arial" w:eastAsia="PingFang SC" w:cs="PingFang SC"/>
           <w:b w:val="0"/>
         </w:rPr>
         <w:t>。本文示例使用官方支持的自定义 provider 写法。</w:t>
@@ -351,7 +351,7 @@
       </w:pPr>
       <w:r>
         <w:rPr>
-          <w:rFonts w:ascii="Arial Unicode MS" w:hAnsi="Arial Unicode MS" w:eastAsia="Arial Unicode MS" w:cs="Arial Unicode MS"/>
+          <w:rFonts w:ascii="Arial" w:hAnsi="Arial" w:eastAsia="PingFang SC" w:cs="PingFang SC"/>
           <w:b w:val="0"/>
         </w:rPr>
         <w:t>2. 定位 Open Code 配置目录</w:t>
@@ -394,7 +394,7 @@
             </w:pPr>
             <w:r>
               <w:rPr>
-                <w:rFonts w:ascii="Arial Unicode MS" w:hAnsi="Arial Unicode MS" w:eastAsia="Arial Unicode MS" w:cs="Arial Unicode MS"/>
+                <w:rFonts w:ascii="Arial" w:hAnsi="Arial" w:eastAsia="PingFang SC" w:cs="PingFang SC"/>
                 <w:b/>
               </w:rPr>
               <w:t>系统</w:t>
@@ -413,7 +413,7 @@
             </w:pPr>
             <w:r>
               <w:rPr>
-                <w:rFonts w:ascii="Arial Unicode MS" w:hAnsi="Arial Unicode MS" w:eastAsia="Arial Unicode MS" w:cs="Arial Unicode MS"/>
+                <w:rFonts w:ascii="Arial" w:hAnsi="Arial" w:eastAsia="PingFang SC" w:cs="PingFang SC"/>
                 <w:b/>
               </w:rPr>
               <w:t>配置目录</w:t>
@@ -432,7 +432,7 @@
             </w:pPr>
             <w:r>
               <w:rPr>
-                <w:rFonts w:ascii="Arial Unicode MS" w:hAnsi="Arial Unicode MS" w:eastAsia="Arial Unicode MS" w:cs="Arial Unicode MS"/>
+                <w:rFonts w:ascii="Arial" w:hAnsi="Arial" w:eastAsia="PingFang SC" w:cs="PingFang SC"/>
                 <w:b/>
               </w:rPr>
               <w:t>配置文件</w:t>
@@ -455,7 +455,7 @@
             </w:pPr>
             <w:r>
               <w:rPr>
-                <w:rFonts w:ascii="Arial Unicode MS" w:hAnsi="Arial Unicode MS" w:eastAsia="Arial Unicode MS" w:cs="Arial Unicode MS"/>
+                <w:rFonts w:ascii="Arial" w:hAnsi="Arial" w:eastAsia="PingFang SC" w:cs="PingFang SC"/>
                 <w:b/>
               </w:rPr>
               <w:t>Windows</w:t>
@@ -473,7 +473,7 @@
             </w:pPr>
             <w:r>
               <w:rPr>
-                <w:rFonts w:ascii="Menlo" w:hAnsi="Menlo" w:eastAsia="Arial Unicode MS" w:cs="Arial Unicode MS"/>
+                <w:rFonts w:ascii="Menlo" w:hAnsi="Menlo" w:eastAsia="PingFang SC" w:cs="PingFang SC"/>
                 <w:b w:val="0"/>
                 <w:color w:val="1F4D78"/>
                 <w:sz w:val="20"/>
@@ -493,7 +493,7 @@
             </w:pPr>
             <w:r>
               <w:rPr>
-                <w:rFonts w:ascii="Menlo" w:hAnsi="Menlo" w:eastAsia="Arial Unicode MS" w:cs="Arial Unicode MS"/>
+                <w:rFonts w:ascii="Menlo" w:hAnsi="Menlo" w:eastAsia="PingFang SC" w:cs="PingFang SC"/>
                 <w:b w:val="0"/>
                 <w:color w:val="1F4D78"/>
                 <w:sz w:val="20"/>
@@ -502,14 +502,14 @@
             </w:r>
             <w:r>
               <w:rPr>
-                <w:rFonts w:ascii="Arial Unicode MS" w:hAnsi="Arial Unicode MS" w:eastAsia="Arial Unicode MS" w:cs="Arial Unicode MS"/>
+                <w:rFonts w:ascii="Arial" w:hAnsi="Arial" w:eastAsia="PingFang SC" w:cs="PingFang SC"/>
                 <w:b w:val="0"/>
               </w:rPr>
               <w:t xml:space="preserve"> 或 </w:t>
             </w:r>
             <w:r>
               <w:rPr>
-                <w:rFonts w:ascii="Menlo" w:hAnsi="Menlo" w:eastAsia="Arial Unicode MS" w:cs="Arial Unicode MS"/>
+                <w:rFonts w:ascii="Menlo" w:hAnsi="Menlo" w:eastAsia="PingFang SC" w:cs="PingFang SC"/>
                 <w:b w:val="0"/>
                 <w:color w:val="1F4D78"/>
                 <w:sz w:val="20"/>
@@ -534,7 +534,7 @@
             </w:pPr>
             <w:r>
               <w:rPr>
-                <w:rFonts w:ascii="Arial Unicode MS" w:hAnsi="Arial Unicode MS" w:eastAsia="Arial Unicode MS" w:cs="Arial Unicode MS"/>
+                <w:rFonts w:ascii="Arial" w:hAnsi="Arial" w:eastAsia="PingFang SC" w:cs="PingFang SC"/>
                 <w:b/>
               </w:rPr>
               <w:t>macOS</w:t>
@@ -552,7 +552,7 @@
             </w:pPr>
             <w:r>
               <w:rPr>
-                <w:rFonts w:ascii="Menlo" w:hAnsi="Menlo" w:eastAsia="Arial Unicode MS" w:cs="Arial Unicode MS"/>
+                <w:rFonts w:ascii="Menlo" w:hAnsi="Menlo" w:eastAsia="PingFang SC" w:cs="PingFang SC"/>
                 <w:b w:val="0"/>
                 <w:color w:val="1F4D78"/>
                 <w:sz w:val="20"/>
@@ -572,7 +572,7 @@
             </w:pPr>
             <w:r>
               <w:rPr>
-                <w:rFonts w:ascii="Menlo" w:hAnsi="Menlo" w:eastAsia="Arial Unicode MS" w:cs="Arial Unicode MS"/>
+                <w:rFonts w:ascii="Menlo" w:hAnsi="Menlo" w:eastAsia="PingFang SC" w:cs="PingFang SC"/>
                 <w:b w:val="0"/>
                 <w:color w:val="1F4D78"/>
                 <w:sz w:val="20"/>
@@ -581,14 +581,14 @@
             </w:r>
             <w:r>
               <w:rPr>
-                <w:rFonts w:ascii="Arial Unicode MS" w:hAnsi="Arial Unicode MS" w:eastAsia="Arial Unicode MS" w:cs="Arial Unicode MS"/>
+                <w:rFonts w:ascii="Arial" w:hAnsi="Arial" w:eastAsia="PingFang SC" w:cs="PingFang SC"/>
                 <w:b w:val="0"/>
               </w:rPr>
               <w:t xml:space="preserve"> 或 </w:t>
             </w:r>
             <w:r>
               <w:rPr>
-                <w:rFonts w:ascii="Menlo" w:hAnsi="Menlo" w:eastAsia="Arial Unicode MS" w:cs="Arial Unicode MS"/>
+                <w:rFonts w:ascii="Menlo" w:hAnsi="Menlo" w:eastAsia="PingFang SC" w:cs="PingFang SC"/>
                 <w:b w:val="0"/>
                 <w:color w:val="1F4D78"/>
                 <w:sz w:val="20"/>
@@ -613,7 +613,7 @@
             </w:pPr>
             <w:r>
               <w:rPr>
-                <w:rFonts w:ascii="Arial Unicode MS" w:hAnsi="Arial Unicode MS" w:eastAsia="Arial Unicode MS" w:cs="Arial Unicode MS"/>
+                <w:rFonts w:ascii="Arial" w:hAnsi="Arial" w:eastAsia="PingFang SC" w:cs="PingFang SC"/>
                 <w:b/>
               </w:rPr>
               <w:t>Linux</w:t>
@@ -631,7 +631,7 @@
             </w:pPr>
             <w:r>
               <w:rPr>
-                <w:rFonts w:ascii="Menlo" w:hAnsi="Menlo" w:eastAsia="Arial Unicode MS" w:cs="Arial Unicode MS"/>
+                <w:rFonts w:ascii="Menlo" w:hAnsi="Menlo" w:eastAsia="PingFang SC" w:cs="PingFang SC"/>
                 <w:b w:val="0"/>
                 <w:color w:val="1F4D78"/>
                 <w:sz w:val="20"/>
@@ -651,7 +651,7 @@
             </w:pPr>
             <w:r>
               <w:rPr>
-                <w:rFonts w:ascii="Menlo" w:hAnsi="Menlo" w:eastAsia="Arial Unicode MS" w:cs="Arial Unicode MS"/>
+                <w:rFonts w:ascii="Menlo" w:hAnsi="Menlo" w:eastAsia="PingFang SC" w:cs="PingFang SC"/>
                 <w:b w:val="0"/>
                 <w:color w:val="1F4D78"/>
                 <w:sz w:val="20"/>
@@ -660,14 +660,14 @@
             </w:r>
             <w:r>
               <w:rPr>
-                <w:rFonts w:ascii="Arial Unicode MS" w:hAnsi="Arial Unicode MS" w:eastAsia="Arial Unicode MS" w:cs="Arial Unicode MS"/>
+                <w:rFonts w:ascii="Arial" w:hAnsi="Arial" w:eastAsia="PingFang SC" w:cs="PingFang SC"/>
                 <w:b w:val="0"/>
               </w:rPr>
               <w:t xml:space="preserve"> 或 </w:t>
             </w:r>
             <w:r>
               <w:rPr>
-                <w:rFonts w:ascii="Menlo" w:hAnsi="Menlo" w:eastAsia="Arial Unicode MS" w:cs="Arial Unicode MS"/>
+                <w:rFonts w:ascii="Menlo" w:hAnsi="Menlo" w:eastAsia="PingFang SC" w:cs="PingFang SC"/>
                 <w:b w:val="0"/>
                 <w:color w:val="1F4D78"/>
                 <w:sz w:val="20"/>
@@ -692,14 +692,14 @@
       </w:pPr>
       <w:r>
         <w:rPr>
-          <w:rFonts w:ascii="Arial Unicode MS" w:hAnsi="Arial Unicode MS" w:eastAsia="Arial Unicode MS" w:cs="Arial Unicode MS"/>
+          <w:rFonts w:ascii="Arial" w:hAnsi="Arial" w:eastAsia="PingFang SC" w:cs="PingFang SC"/>
           <w:b w:val="0"/>
         </w:rPr>
         <w:t xml:space="preserve">提示：目录不存在时先手动创建。Windows 用户记得显示文件扩展名，避免实际文件名变成 </w:t>
       </w:r>
       <w:r>
         <w:rPr>
-          <w:rFonts w:ascii="Menlo" w:hAnsi="Menlo" w:eastAsia="Arial Unicode MS" w:cs="Arial Unicode MS"/>
+          <w:rFonts w:ascii="Menlo" w:hAnsi="Menlo" w:eastAsia="PingFang SC" w:cs="PingFang SC"/>
           <w:b w:val="0"/>
           <w:color w:val="1F4D78"/>
           <w:sz w:val="20"/>
@@ -708,7 +708,7 @@
       </w:r>
       <w:r>
         <w:rPr>
-          <w:rFonts w:ascii="Arial Unicode MS" w:hAnsi="Arial Unicode MS" w:eastAsia="Arial Unicode MS" w:cs="Arial Unicode MS"/>
+          <w:rFonts w:ascii="Arial" w:hAnsi="Arial" w:eastAsia="PingFang SC" w:cs="PingFang SC"/>
           <w:b w:val="0"/>
         </w:rPr>
         <w:t>。</w:t>
@@ -720,14 +720,14 @@
       </w:pPr>
       <w:r>
         <w:rPr>
-          <w:rFonts w:ascii="Arial Unicode MS" w:hAnsi="Arial Unicode MS" w:eastAsia="Arial Unicode MS" w:cs="Arial Unicode MS"/>
+          <w:rFonts w:ascii="Arial" w:hAnsi="Arial" w:eastAsia="PingFang SC" w:cs="PingFang SC"/>
           <w:b w:val="0"/>
         </w:rPr>
         <w:t xml:space="preserve">3. 方式 A：写入 </w:t>
       </w:r>
       <w:r>
         <w:rPr>
-          <w:rFonts w:ascii="Menlo" w:hAnsi="Menlo" w:eastAsia="Arial Unicode MS" w:cs="Arial Unicode MS"/>
+          <w:rFonts w:ascii="Menlo" w:hAnsi="Menlo" w:eastAsia="PingFang SC" w:cs="PingFang SC"/>
           <w:b w:val="0"/>
           <w:color w:val="1F4D78"/>
           <w:sz w:val="20"/>
@@ -736,7 +736,7 @@
       </w:r>
       <w:r>
         <w:rPr>
-          <w:rFonts w:ascii="Arial Unicode MS" w:hAnsi="Arial Unicode MS" w:eastAsia="Arial Unicode MS" w:cs="Arial Unicode MS"/>
+          <w:rFonts w:ascii="Arial" w:hAnsi="Arial" w:eastAsia="PingFang SC" w:cs="PingFang SC"/>
           <w:b w:val="0"/>
         </w:rPr>
         <w:t>（推荐，长期生效）</w:t>
@@ -748,14 +748,14 @@
       </w:pPr>
       <w:r>
         <w:rPr>
-          <w:rFonts w:ascii="Arial Unicode MS" w:hAnsi="Arial Unicode MS" w:eastAsia="Arial Unicode MS" w:cs="Arial Unicode MS"/>
+          <w:rFonts w:ascii="Arial" w:hAnsi="Arial" w:eastAsia="PingFang SC" w:cs="PingFang SC"/>
           <w:b w:val="0"/>
         </w:rPr>
         <w:t xml:space="preserve">把下面配置写入 </w:t>
       </w:r>
       <w:r>
         <w:rPr>
-          <w:rFonts w:ascii="Menlo" w:hAnsi="Menlo" w:eastAsia="Arial Unicode MS" w:cs="Arial Unicode MS"/>
+          <w:rFonts w:ascii="Menlo" w:hAnsi="Menlo" w:eastAsia="PingFang SC" w:cs="PingFang SC"/>
           <w:b w:val="0"/>
           <w:color w:val="1F4D78"/>
           <w:sz w:val="20"/>
@@ -764,14 +764,14 @@
       </w:r>
       <w:r>
         <w:rPr>
-          <w:rFonts w:ascii="Arial Unicode MS" w:hAnsi="Arial Unicode MS" w:eastAsia="Arial Unicode MS" w:cs="Arial Unicode MS"/>
+          <w:rFonts w:ascii="Arial" w:hAnsi="Arial" w:eastAsia="PingFang SC" w:cs="PingFang SC"/>
           <w:b w:val="0"/>
         </w:rPr>
         <w:t xml:space="preserve">。其中 </w:t>
       </w:r>
       <w:r>
         <w:rPr>
-          <w:rFonts w:ascii="Menlo" w:hAnsi="Menlo" w:eastAsia="Arial Unicode MS" w:cs="Arial Unicode MS"/>
+          <w:rFonts w:ascii="Menlo" w:hAnsi="Menlo" w:eastAsia="PingFang SC" w:cs="PingFang SC"/>
           <w:b w:val="0"/>
           <w:color w:val="1F4D78"/>
           <w:sz w:val="20"/>
@@ -780,14 +780,14 @@
       </w:r>
       <w:r>
         <w:rPr>
-          <w:rFonts w:ascii="Arial Unicode MS" w:hAnsi="Arial Unicode MS" w:eastAsia="Arial Unicode MS" w:cs="Arial Unicode MS"/>
+          <w:rFonts w:ascii="Arial" w:hAnsi="Arial" w:eastAsia="PingFang SC" w:cs="PingFang SC"/>
           <w:b w:val="0"/>
         </w:rPr>
         <w:t>、</w:t>
       </w:r>
       <w:r>
         <w:rPr>
-          <w:rFonts w:ascii="Menlo" w:hAnsi="Menlo" w:eastAsia="Arial Unicode MS" w:cs="Arial Unicode MS"/>
+          <w:rFonts w:ascii="Menlo" w:hAnsi="Menlo" w:eastAsia="PingFang SC" w:cs="PingFang SC"/>
           <w:b w:val="0"/>
           <w:color w:val="1F4D78"/>
           <w:sz w:val="20"/>
@@ -796,7 +796,7 @@
       </w:r>
       <w:r>
         <w:rPr>
-          <w:rFonts w:ascii="Arial Unicode MS" w:hAnsi="Arial Unicode MS" w:eastAsia="Arial Unicode MS" w:cs="Arial Unicode MS"/>
+          <w:rFonts w:ascii="Arial" w:hAnsi="Arial" w:eastAsia="PingFang SC" w:cs="PingFang SC"/>
           <w:b w:val="0"/>
         </w:rPr>
         <w:t>、模型 ID 都应以“使用密钥”弹窗或中转后台模型清单为准。</w:t>
@@ -811,7 +811,7 @@
       </w:pPr>
       <w:r>
         <w:rPr>
-          <w:rFonts w:ascii="Menlo" w:hAnsi="Menlo" w:eastAsia="Arial Unicode MS" w:cs="Arial Unicode MS"/>
+          <w:rFonts w:ascii="Menlo" w:hAnsi="Menlo" w:eastAsia="PingFang SC" w:cs="PingFang SC"/>
           <w:color w:val="0B2545"/>
           <w:sz w:val="18"/>
         </w:rPr>
@@ -860,7 +860,7 @@
       </w:pPr>
       <w:r>
         <w:rPr>
-          <w:rFonts w:ascii="Menlo" w:hAnsi="Menlo" w:eastAsia="Arial Unicode MS" w:cs="Arial Unicode MS"/>
+          <w:rFonts w:ascii="Menlo" w:hAnsi="Menlo" w:eastAsia="PingFang SC" w:cs="PingFang SC"/>
           <w:b w:val="0"/>
           <w:color w:val="1F4D78"/>
           <w:sz w:val="20"/>
@@ -869,14 +869,14 @@
       </w:r>
       <w:r>
         <w:rPr>
-          <w:rFonts w:ascii="Arial Unicode MS" w:hAnsi="Arial Unicode MS" w:eastAsia="Arial Unicode MS" w:cs="Arial Unicode MS"/>
+          <w:rFonts w:ascii="Arial" w:hAnsi="Arial" w:eastAsia="PingFang SC" w:cs="PingFang SC"/>
           <w:b w:val="0"/>
         </w:rPr>
         <w:t xml:space="preserve"> 下的 </w:t>
       </w:r>
       <w:r>
         <w:rPr>
-          <w:rFonts w:ascii="Menlo" w:hAnsi="Menlo" w:eastAsia="Arial Unicode MS" w:cs="Arial Unicode MS"/>
+          <w:rFonts w:ascii="Menlo" w:hAnsi="Menlo" w:eastAsia="PingFang SC" w:cs="PingFang SC"/>
           <w:b w:val="0"/>
           <w:color w:val="1F4D78"/>
           <w:sz w:val="20"/>
@@ -885,7 +885,7 @@
       </w:r>
       <w:r>
         <w:rPr>
-          <w:rFonts w:ascii="Arial Unicode MS" w:hAnsi="Arial Unicode MS" w:eastAsia="Arial Unicode MS" w:cs="Arial Unicode MS"/>
+          <w:rFonts w:ascii="Arial" w:hAnsi="Arial" w:eastAsia="PingFang SC" w:cs="PingFang SC"/>
           <w:b w:val="0"/>
         </w:rPr>
         <w:t xml:space="preserve"> 是自定义名称，后续在 Open Code 内选择对应 provider 即可。</w:t>
@@ -901,7 +901,7 @@
       </w:pPr>
       <w:r>
         <w:rPr>
-          <w:rFonts w:ascii="Menlo" w:hAnsi="Menlo" w:eastAsia="Arial Unicode MS" w:cs="Arial Unicode MS"/>
+          <w:rFonts w:ascii="Menlo" w:hAnsi="Menlo" w:eastAsia="PingFang SC" w:cs="PingFang SC"/>
           <w:b w:val="0"/>
           <w:color w:val="1F4D78"/>
           <w:sz w:val="20"/>
@@ -910,14 +910,14 @@
       </w:r>
       <w:r>
         <w:rPr>
-          <w:rFonts w:ascii="Arial Unicode MS" w:hAnsi="Arial Unicode MS" w:eastAsia="Arial Unicode MS" w:cs="Arial Unicode MS"/>
+          <w:rFonts w:ascii="Arial" w:hAnsi="Arial" w:eastAsia="PingFang SC" w:cs="PingFang SC"/>
           <w:b w:val="0"/>
         </w:rPr>
         <w:t xml:space="preserve"> 对大小写敏感，Open Code 示例中使用的是 </w:t>
       </w:r>
       <w:r>
         <w:rPr>
-          <w:rFonts w:ascii="Menlo" w:hAnsi="Menlo" w:eastAsia="Arial Unicode MS" w:cs="Arial Unicode MS"/>
+          <w:rFonts w:ascii="Menlo" w:hAnsi="Menlo" w:eastAsia="PingFang SC" w:cs="PingFang SC"/>
           <w:b w:val="0"/>
           <w:color w:val="1F4D78"/>
           <w:sz w:val="20"/>
@@ -926,14 +926,14 @@
       </w:r>
       <w:r>
         <w:rPr>
-          <w:rFonts w:ascii="Arial Unicode MS" w:hAnsi="Arial Unicode MS" w:eastAsia="Arial Unicode MS" w:cs="Arial Unicode MS"/>
+          <w:rFonts w:ascii="Arial" w:hAnsi="Arial" w:eastAsia="PingFang SC" w:cs="PingFang SC"/>
           <w:b w:val="0"/>
         </w:rPr>
         <w:t xml:space="preserve">，不要写成 </w:t>
       </w:r>
       <w:r>
         <w:rPr>
-          <w:rFonts w:ascii="Menlo" w:hAnsi="Menlo" w:eastAsia="Arial Unicode MS" w:cs="Arial Unicode MS"/>
+          <w:rFonts w:ascii="Menlo" w:hAnsi="Menlo" w:eastAsia="PingFang SC" w:cs="PingFang SC"/>
           <w:b w:val="0"/>
           <w:color w:val="1F4D78"/>
           <w:sz w:val="20"/>
@@ -942,7 +942,7 @@
       </w:r>
       <w:r>
         <w:rPr>
-          <w:rFonts w:ascii="Arial Unicode MS" w:hAnsi="Arial Unicode MS" w:eastAsia="Arial Unicode MS" w:cs="Arial Unicode MS"/>
+          <w:rFonts w:ascii="Arial" w:hAnsi="Arial" w:eastAsia="PingFang SC" w:cs="PingFang SC"/>
           <w:b w:val="0"/>
         </w:rPr>
         <w:t>。</w:t>
@@ -958,14 +958,14 @@
       </w:pPr>
       <w:r>
         <w:rPr>
-          <w:rFonts w:ascii="Arial Unicode MS" w:hAnsi="Arial Unicode MS" w:eastAsia="Arial Unicode MS" w:cs="Arial Unicode MS"/>
+          <w:rFonts w:ascii="Arial" w:hAnsi="Arial" w:eastAsia="PingFang SC" w:cs="PingFang SC"/>
           <w:b w:val="0"/>
         </w:rPr>
         <w:t xml:space="preserve">如果你的账户只支持某些模型，就只保留后台可用的模型条目，避免出现 </w:t>
       </w:r>
       <w:r>
         <w:rPr>
-          <w:rFonts w:ascii="Menlo" w:hAnsi="Menlo" w:eastAsia="Arial Unicode MS" w:cs="Arial Unicode MS"/>
+          <w:rFonts w:ascii="Menlo" w:hAnsi="Menlo" w:eastAsia="PingFang SC" w:cs="PingFang SC"/>
           <w:b w:val="0"/>
           <w:color w:val="1F4D78"/>
           <w:sz w:val="20"/>
@@ -974,7 +974,7 @@
       </w:r>
       <w:r>
         <w:rPr>
-          <w:rFonts w:ascii="Arial Unicode MS" w:hAnsi="Arial Unicode MS" w:eastAsia="Arial Unicode MS" w:cs="Arial Unicode MS"/>
+          <w:rFonts w:ascii="Arial" w:hAnsi="Arial" w:eastAsia="PingFang SC" w:cs="PingFang SC"/>
           <w:b w:val="0"/>
         </w:rPr>
         <w:t>。</w:t>
@@ -986,14 +986,14 @@
       </w:pPr>
       <w:r>
         <w:rPr>
-          <w:rFonts w:ascii="Arial Unicode MS" w:hAnsi="Arial Unicode MS" w:eastAsia="Arial Unicode MS" w:cs="Arial Unicode MS"/>
+          <w:rFonts w:ascii="Arial" w:hAnsi="Arial" w:eastAsia="PingFang SC" w:cs="PingFang SC"/>
           <w:b w:val="0"/>
         </w:rPr>
         <w:t xml:space="preserve">4. 方式 B：客户端内 </w:t>
       </w:r>
       <w:r>
         <w:rPr>
-          <w:rFonts w:ascii="Menlo" w:hAnsi="Menlo" w:eastAsia="Arial Unicode MS" w:cs="Arial Unicode MS"/>
+          <w:rFonts w:ascii="Menlo" w:hAnsi="Menlo" w:eastAsia="PingFang SC" w:cs="PingFang SC"/>
           <w:b w:val="0"/>
           <w:color w:val="1F4D78"/>
           <w:sz w:val="20"/>
@@ -1002,7 +1002,7 @@
       </w:r>
       <w:r>
         <w:rPr>
-          <w:rFonts w:ascii="Arial Unicode MS" w:hAnsi="Arial Unicode MS" w:eastAsia="Arial Unicode MS" w:cs="Arial Unicode MS"/>
+          <w:rFonts w:ascii="Arial" w:hAnsi="Arial" w:eastAsia="PingFang SC" w:cs="PingFang SC"/>
           <w:b w:val="0"/>
         </w:rPr>
         <w:t xml:space="preserve"> 临时切换</w:t>
@@ -1018,14 +1018,14 @@
       </w:pPr>
       <w:r>
         <w:rPr>
-          <w:rFonts w:ascii="Arial Unicode MS" w:hAnsi="Arial Unicode MS" w:eastAsia="Arial Unicode MS" w:cs="Arial Unicode MS"/>
+          <w:rFonts w:ascii="Arial" w:hAnsi="Arial" w:eastAsia="PingFang SC" w:cs="PingFang SC"/>
           <w:b w:val="0"/>
         </w:rPr>
         <w:t xml:space="preserve">在终端输入 </w:t>
       </w:r>
       <w:r>
         <w:rPr>
-          <w:rFonts w:ascii="Menlo" w:hAnsi="Menlo" w:eastAsia="Arial Unicode MS" w:cs="Arial Unicode MS"/>
+          <w:rFonts w:ascii="Menlo" w:hAnsi="Menlo" w:eastAsia="PingFang SC" w:cs="PingFang SC"/>
           <w:b w:val="0"/>
           <w:color w:val="1F4D78"/>
           <w:sz w:val="20"/>
@@ -1034,7 +1034,7 @@
       </w:r>
       <w:r>
         <w:rPr>
-          <w:rFonts w:ascii="Arial Unicode MS" w:hAnsi="Arial Unicode MS" w:eastAsia="Arial Unicode MS" w:cs="Arial Unicode MS"/>
+          <w:rFonts w:ascii="Arial" w:hAnsi="Arial" w:eastAsia="PingFang SC" w:cs="PingFang SC"/>
           <w:b w:val="0"/>
         </w:rPr>
         <w:t xml:space="preserve"> 启动客户端。</w:t>
@@ -1050,14 +1050,14 @@
       </w:pPr>
       <w:r>
         <w:rPr>
-          <w:rFonts w:ascii="Arial Unicode MS" w:hAnsi="Arial Unicode MS" w:eastAsia="Arial Unicode MS" w:cs="Arial Unicode MS"/>
+          <w:rFonts w:ascii="Arial" w:hAnsi="Arial" w:eastAsia="PingFang SC" w:cs="PingFang SC"/>
           <w:b w:val="0"/>
         </w:rPr>
         <w:t xml:space="preserve">在交互界面输入 </w:t>
       </w:r>
       <w:r>
         <w:rPr>
-          <w:rFonts w:ascii="Menlo" w:hAnsi="Menlo" w:eastAsia="Arial Unicode MS" w:cs="Arial Unicode MS"/>
+          <w:rFonts w:ascii="Menlo" w:hAnsi="Menlo" w:eastAsia="PingFang SC" w:cs="PingFang SC"/>
           <w:b w:val="0"/>
           <w:color w:val="1F4D78"/>
           <w:sz w:val="20"/>
@@ -1066,7 +1066,7 @@
       </w:r>
       <w:r>
         <w:rPr>
-          <w:rFonts w:ascii="Arial Unicode MS" w:hAnsi="Arial Unicode MS" w:eastAsia="Arial Unicode MS" w:cs="Arial Unicode MS"/>
+          <w:rFonts w:ascii="Arial" w:hAnsi="Arial" w:eastAsia="PingFang SC" w:cs="PingFang SC"/>
           <w:b w:val="0"/>
         </w:rPr>
         <w:t>。</w:t>
@@ -1082,14 +1082,14 @@
       </w:pPr>
       <w:r>
         <w:rPr>
-          <w:rFonts w:ascii="Arial Unicode MS" w:hAnsi="Arial Unicode MS" w:eastAsia="Arial Unicode MS" w:cs="Arial Unicode MS"/>
+          <w:rFonts w:ascii="Arial" w:hAnsi="Arial" w:eastAsia="PingFang SC" w:cs="PingFang SC"/>
           <w:b w:val="0"/>
         </w:rPr>
         <w:t xml:space="preserve">按提示选择 OpenAI-compatible / custom provider，并填写 </w:t>
       </w:r>
       <w:r>
         <w:rPr>
-          <w:rFonts w:ascii="Menlo" w:hAnsi="Menlo" w:eastAsia="Arial Unicode MS" w:cs="Arial Unicode MS"/>
+          <w:rFonts w:ascii="Menlo" w:hAnsi="Menlo" w:eastAsia="PingFang SC" w:cs="PingFang SC"/>
           <w:b w:val="0"/>
           <w:color w:val="1F4D78"/>
           <w:sz w:val="20"/>
@@ -1098,14 +1098,14 @@
       </w:r>
       <w:r>
         <w:rPr>
-          <w:rFonts w:ascii="Arial Unicode MS" w:hAnsi="Arial Unicode MS" w:eastAsia="Arial Unicode MS" w:cs="Arial Unicode MS"/>
+          <w:rFonts w:ascii="Arial" w:hAnsi="Arial" w:eastAsia="PingFang SC" w:cs="PingFang SC"/>
           <w:b w:val="0"/>
         </w:rPr>
         <w:t>：</w:t>
       </w:r>
       <w:r>
         <w:rPr>
-          <w:rFonts w:ascii="Menlo" w:hAnsi="Menlo" w:eastAsia="Arial Unicode MS" w:cs="Arial Unicode MS"/>
+          <w:rFonts w:ascii="Menlo" w:hAnsi="Menlo" w:eastAsia="PingFang SC" w:cs="PingFang SC"/>
           <w:b w:val="0"/>
           <w:color w:val="1F4D78"/>
           <w:sz w:val="20"/>
@@ -1114,7 +1114,7 @@
       </w:r>
       <w:r>
         <w:rPr>
-          <w:rFonts w:ascii="Arial Unicode MS" w:hAnsi="Arial Unicode MS" w:eastAsia="Arial Unicode MS" w:cs="Arial Unicode MS"/>
+          <w:rFonts w:ascii="Arial" w:hAnsi="Arial" w:eastAsia="PingFang SC" w:cs="PingFang SC"/>
           <w:b w:val="0"/>
         </w:rPr>
         <w:t>。</w:t>
@@ -1130,14 +1130,14 @@
       </w:pPr>
       <w:r>
         <w:rPr>
-          <w:rFonts w:ascii="Arial Unicode MS" w:hAnsi="Arial Unicode MS" w:eastAsia="Arial Unicode MS" w:cs="Arial Unicode MS"/>
+          <w:rFonts w:ascii="Arial" w:hAnsi="Arial" w:eastAsia="PingFang SC" w:cs="PingFang SC"/>
           <w:b w:val="0"/>
         </w:rPr>
         <w:t xml:space="preserve">继续填写自己的 </w:t>
       </w:r>
       <w:r>
         <w:rPr>
-          <w:rFonts w:ascii="Menlo" w:hAnsi="Menlo" w:eastAsia="Arial Unicode MS" w:cs="Arial Unicode MS"/>
+          <w:rFonts w:ascii="Menlo" w:hAnsi="Menlo" w:eastAsia="PingFang SC" w:cs="PingFang SC"/>
           <w:b w:val="0"/>
           <w:color w:val="1F4D78"/>
           <w:sz w:val="20"/>
@@ -1146,7 +1146,7 @@
       </w:r>
       <w:r>
         <w:rPr>
-          <w:rFonts w:ascii="Arial Unicode MS" w:hAnsi="Arial Unicode MS" w:eastAsia="Arial Unicode MS" w:cs="Arial Unicode MS"/>
+          <w:rFonts w:ascii="Arial" w:hAnsi="Arial" w:eastAsia="PingFang SC" w:cs="PingFang SC"/>
           <w:b w:val="0"/>
         </w:rPr>
         <w:t>，选择模型后发起一次测试对话。</w:t>
@@ -1161,7 +1161,7 @@
       </w:pPr>
       <w:r>
         <w:rPr>
-          <w:rFonts w:ascii="Menlo" w:hAnsi="Menlo" w:eastAsia="Arial Unicode MS" w:cs="Arial Unicode MS"/>
+          <w:rFonts w:ascii="Menlo" w:hAnsi="Menlo" w:eastAsia="PingFang SC" w:cs="PingFang SC"/>
           <w:color w:val="0B2545"/>
           <w:sz w:val="18"/>
         </w:rPr>
@@ -1174,7 +1174,7 @@
       </w:pPr>
       <w:r>
         <w:rPr>
-          <w:rFonts w:ascii="Arial Unicode MS" w:hAnsi="Arial Unicode MS" w:eastAsia="Arial Unicode MS" w:cs="Arial Unicode MS"/>
+          <w:rFonts w:ascii="Arial" w:hAnsi="Arial" w:eastAsia="PingFang SC" w:cs="PingFang SC"/>
           <w:b w:val="0"/>
         </w:rPr>
         <w:t>此方式适合临时测试、多账号切换或不方便编辑配置文件的环境。</w:t>
@@ -1186,7 +1186,7 @@
       </w:pPr>
       <w:r>
         <w:rPr>
-          <w:rFonts w:ascii="Arial Unicode MS" w:hAnsi="Arial Unicode MS" w:eastAsia="Arial Unicode MS" w:cs="Arial Unicode MS"/>
+          <w:rFonts w:ascii="Arial" w:hAnsi="Arial" w:eastAsia="PingFang SC" w:cs="PingFang SC"/>
           <w:b w:val="0"/>
         </w:rPr>
         <w:t>验证与排错</w:t>
@@ -1202,14 +1202,14 @@
       </w:pPr>
       <w:r>
         <w:rPr>
-          <w:rFonts w:ascii="Arial Unicode MS" w:hAnsi="Arial Unicode MS" w:eastAsia="Arial Unicode MS" w:cs="Arial Unicode MS"/>
+          <w:rFonts w:ascii="Arial" w:hAnsi="Arial" w:eastAsia="PingFang SC" w:cs="PingFang SC"/>
           <w:b w:val="0"/>
         </w:rPr>
         <w:t xml:space="preserve">任意终端输入 </w:t>
       </w:r>
       <w:r>
         <w:rPr>
-          <w:rFonts w:ascii="Menlo" w:hAnsi="Menlo" w:eastAsia="Arial Unicode MS" w:cs="Arial Unicode MS"/>
+          <w:rFonts w:ascii="Menlo" w:hAnsi="Menlo" w:eastAsia="PingFang SC" w:cs="PingFang SC"/>
           <w:b w:val="0"/>
           <w:color w:val="1F4D78"/>
           <w:sz w:val="20"/>
@@ -1218,14 +1218,14 @@
       </w:r>
       <w:r>
         <w:rPr>
-          <w:rFonts w:ascii="Arial Unicode MS" w:hAnsi="Arial Unicode MS" w:eastAsia="Arial Unicode MS" w:cs="Arial Unicode MS"/>
+          <w:rFonts w:ascii="Arial" w:hAnsi="Arial" w:eastAsia="PingFang SC" w:cs="PingFang SC"/>
           <w:b w:val="0"/>
         </w:rPr>
         <w:t xml:space="preserve">，选择 </w:t>
       </w:r>
       <w:r>
         <w:rPr>
-          <w:rFonts w:ascii="Menlo" w:hAnsi="Menlo" w:eastAsia="Arial Unicode MS" w:cs="Arial Unicode MS"/>
+          <w:rFonts w:ascii="Menlo" w:hAnsi="Menlo" w:eastAsia="PingFang SC" w:cs="PingFang SC"/>
           <w:b w:val="0"/>
           <w:color w:val="1F4D78"/>
           <w:sz w:val="20"/>
@@ -1234,7 +1234,7 @@
       </w:r>
       <w:r>
         <w:rPr>
-          <w:rFonts w:ascii="Arial Unicode MS" w:hAnsi="Arial Unicode MS" w:eastAsia="Arial Unicode MS" w:cs="Arial Unicode MS"/>
+          <w:rFonts w:ascii="Arial" w:hAnsi="Arial" w:eastAsia="PingFang SC" w:cs="PingFang SC"/>
           <w:b w:val="0"/>
         </w:rPr>
         <w:t xml:space="preserve"> provider 后发起一次对话，能正常返回即成功。</w:t>
@@ -1250,14 +1250,14 @@
       </w:pPr>
       <w:r>
         <w:rPr>
-          <w:rFonts w:ascii="Arial Unicode MS" w:hAnsi="Arial Unicode MS" w:eastAsia="Arial Unicode MS" w:cs="Arial Unicode MS"/>
+          <w:rFonts w:ascii="Arial" w:hAnsi="Arial" w:eastAsia="PingFang SC" w:cs="PingFang SC"/>
           <w:b w:val="0"/>
         </w:rPr>
         <w:t xml:space="preserve">返回 </w:t>
       </w:r>
       <w:r>
         <w:rPr>
-          <w:rFonts w:ascii="Menlo" w:hAnsi="Menlo" w:eastAsia="Arial Unicode MS" w:cs="Arial Unicode MS"/>
+          <w:rFonts w:ascii="Menlo" w:hAnsi="Menlo" w:eastAsia="PingFang SC" w:cs="PingFang SC"/>
           <w:b w:val="0"/>
           <w:color w:val="1F4D78"/>
           <w:sz w:val="20"/>
@@ -1266,14 +1266,14 @@
       </w:r>
       <w:r>
         <w:rPr>
-          <w:rFonts w:ascii="Arial Unicode MS" w:hAnsi="Arial Unicode MS" w:eastAsia="Arial Unicode MS" w:cs="Arial Unicode MS"/>
+          <w:rFonts w:ascii="Arial" w:hAnsi="Arial" w:eastAsia="PingFang SC" w:cs="PingFang SC"/>
           <w:b w:val="0"/>
         </w:rPr>
         <w:t xml:space="preserve"> 时，优先检查 </w:t>
       </w:r>
       <w:r>
         <w:rPr>
-          <w:rFonts w:ascii="Menlo" w:hAnsi="Menlo" w:eastAsia="Arial Unicode MS" w:cs="Arial Unicode MS"/>
+          <w:rFonts w:ascii="Menlo" w:hAnsi="Menlo" w:eastAsia="PingFang SC" w:cs="PingFang SC"/>
           <w:b w:val="0"/>
           <w:color w:val="1F4D78"/>
           <w:sz w:val="20"/>
@@ -1282,14 +1282,14 @@
       </w:r>
       <w:r>
         <w:rPr>
-          <w:rFonts w:ascii="Arial Unicode MS" w:hAnsi="Arial Unicode MS" w:eastAsia="Arial Unicode MS" w:cs="Arial Unicode MS"/>
+          <w:rFonts w:ascii="Arial" w:hAnsi="Arial" w:eastAsia="PingFang SC" w:cs="PingFang SC"/>
           <w:b w:val="0"/>
         </w:rPr>
         <w:t xml:space="preserve"> 是否包含 </w:t>
       </w:r>
       <w:r>
         <w:rPr>
-          <w:rFonts w:ascii="Menlo" w:hAnsi="Menlo" w:eastAsia="Arial Unicode MS" w:cs="Arial Unicode MS"/>
+          <w:rFonts w:ascii="Menlo" w:hAnsi="Menlo" w:eastAsia="PingFang SC" w:cs="PingFang SC"/>
           <w:b w:val="0"/>
           <w:color w:val="1F4D78"/>
           <w:sz w:val="20"/>
@@ -1298,7 +1298,7 @@
       </w:r>
       <w:r>
         <w:rPr>
-          <w:rFonts w:ascii="Arial Unicode MS" w:hAnsi="Arial Unicode MS" w:eastAsia="Arial Unicode MS" w:cs="Arial Unicode MS"/>
+          <w:rFonts w:ascii="Arial" w:hAnsi="Arial" w:eastAsia="PingFang SC" w:cs="PingFang SC"/>
           <w:b w:val="0"/>
         </w:rPr>
         <w:t>。</w:t>
@@ -1314,14 +1314,14 @@
       </w:pPr>
       <w:r>
         <w:rPr>
-          <w:rFonts w:ascii="Arial Unicode MS" w:hAnsi="Arial Unicode MS" w:eastAsia="Arial Unicode MS" w:cs="Arial Unicode MS"/>
+          <w:rFonts w:ascii="Arial" w:hAnsi="Arial" w:eastAsia="PingFang SC" w:cs="PingFang SC"/>
           <w:b w:val="0"/>
         </w:rPr>
         <w:t xml:space="preserve">返回 </w:t>
       </w:r>
       <w:r>
         <w:rPr>
-          <w:rFonts w:ascii="Menlo" w:hAnsi="Menlo" w:eastAsia="Arial Unicode MS" w:cs="Arial Unicode MS"/>
+          <w:rFonts w:ascii="Menlo" w:hAnsi="Menlo" w:eastAsia="PingFang SC" w:cs="PingFang SC"/>
           <w:b w:val="0"/>
           <w:color w:val="1F4D78"/>
           <w:sz w:val="20"/>
@@ -1330,7 +1330,7 @@
       </w:r>
       <w:r>
         <w:rPr>
-          <w:rFonts w:ascii="Arial Unicode MS" w:hAnsi="Arial Unicode MS" w:eastAsia="Arial Unicode MS" w:cs="Arial Unicode MS"/>
+          <w:rFonts w:ascii="Arial" w:hAnsi="Arial" w:eastAsia="PingFang SC" w:cs="PingFang SC"/>
           <w:b w:val="0"/>
         </w:rPr>
         <w:t xml:space="preserve"> 时，重新复制自己的 API Key，确认没有多余空格，也没有复制教程示例。</w:t>
@@ -1346,7 +1346,7 @@
       </w:pPr>
       <w:r>
         <w:rPr>
-          <w:rFonts w:ascii="Arial Unicode MS" w:hAnsi="Arial Unicode MS" w:eastAsia="Arial Unicode MS" w:cs="Arial Unicode MS"/>
+          <w:rFonts w:ascii="Arial" w:hAnsi="Arial" w:eastAsia="PingFang SC" w:cs="PingFang SC"/>
           <w:b w:val="0"/>
         </w:rPr>
         <w:t xml:space="preserve">返回额度不足或限流时，打开 </w:t>
@@ -1354,7 +1354,7 @@
       <w:hyperlink r:id="rId12">
         <w:r>
           <w:rPr>
-            <w:rFonts w:ascii="Arial Unicode MS" w:hAnsi="Arial Unicode MS" w:eastAsia="Arial Unicode MS" w:cs="Arial Unicode MS"/>
+            <w:rFonts w:ascii="Arial" w:hAnsi="Arial" w:eastAsia="PingFang SC" w:cs="PingFang SC"/>
             <w:color w:val="0563C1"/>
             <w:u w:val="single"/>
           </w:rPr>
@@ -1363,7 +1363,7 @@
       </w:hyperlink>
       <w:r>
         <w:rPr>
-          <w:rFonts w:ascii="Arial Unicode MS" w:hAnsi="Arial Unicode MS" w:eastAsia="Arial Unicode MS" w:cs="Arial Unicode MS"/>
+          <w:rFonts w:ascii="Arial" w:hAnsi="Arial" w:eastAsia="PingFang SC" w:cs="PingFang SC"/>
           <w:b w:val="0"/>
         </w:rPr>
         <w:t xml:space="preserve"> 检查余额、订阅日额度和密钥分组。</w:t>
@@ -1391,7 +1391,7 @@
     </w:pPr>
     <w:r>
       <w:rPr>
-        <w:rFonts w:ascii="Arial Unicode MS" w:hAnsi="Arial Unicode MS" w:eastAsia="Arial Unicode MS" w:cs="Arial Unicode MS"/>
+        <w:rFonts w:ascii="Arial" w:hAnsi="Arial" w:eastAsia="PingFang SC" w:cs="PingFang SC"/>
         <w:color w:val="5F6368"/>
         <w:sz w:val="17"/>
       </w:rPr>
@@ -1402,7 +1402,7 @@
     </w:r>
     <w:r>
       <w:rPr>
-        <w:rFonts w:ascii="Arial Unicode MS" w:hAnsi="Arial Unicode MS" w:eastAsia="Arial Unicode MS" w:cs="Arial Unicode MS"/>
+        <w:rFonts w:ascii="Arial" w:hAnsi="Arial" w:eastAsia="PingFang SC" w:cs="PingFang SC"/>
         <w:color w:val="5F6368"/>
         <w:sz w:val="17"/>
       </w:rPr>
@@ -1422,7 +1422,7 @@
     </w:pPr>
     <w:r>
       <w:rPr>
-        <w:rFonts w:ascii="Arial Unicode MS" w:hAnsi="Arial Unicode MS" w:eastAsia="Arial Unicode MS" w:cs="Arial Unicode MS"/>
+        <w:rFonts w:ascii="Arial" w:hAnsi="Arial" w:eastAsia="PingFang SC" w:cs="PingFang SC"/>
         <w:color w:val="5F6368"/>
         <w:sz w:val="17"/>
       </w:rPr>
@@ -1894,7 +1894,7 @@
       <w:spacing w:before="0" w:after="120" w:line="300" w:lineRule="auto"/>
     </w:pPr>
     <w:rPr>
-      <w:rFonts w:ascii="Arial Unicode MS" w:hAnsi="Arial Unicode MS" w:eastAsia="Arial Unicode MS" w:cs="Arial Unicode MS"/>
+      <w:rFonts w:ascii="Arial" w:hAnsi="Arial" w:eastAsia="PingFang SC" w:cs="PingFang SC"/>
       <w:sz w:val="22"/>
     </w:rPr>
   </w:style>
@@ -1957,7 +1957,7 @@
       <w:outlineLvl w:val="0"/>
     </w:pPr>
     <w:rPr>
-      <w:rFonts w:asciiTheme="majorHAnsi" w:eastAsiaTheme="majorEastAsia" w:hAnsiTheme="majorHAnsi" w:cstheme="majorBidi" w:ascii="Arial Unicode MS" w:hAnsi="Arial Unicode MS" w:eastAsia="Arial Unicode MS" w:cs="Arial Unicode MS"/>
+      <w:rFonts w:asciiTheme="majorHAnsi" w:eastAsiaTheme="majorEastAsia" w:hAnsiTheme="majorHAnsi" w:cstheme="majorBidi" w:ascii="Arial" w:hAnsi="Arial" w:eastAsia="PingFang SC" w:cs="PingFang SC"/>
       <w:b/>
       <w:bCs/>
       <w:color w:val="2E74B5"/>
@@ -1981,7 +1981,7 @@
       <w:outlineLvl w:val="1"/>
     </w:pPr>
     <w:rPr>
-      <w:rFonts w:asciiTheme="majorHAnsi" w:eastAsiaTheme="majorEastAsia" w:hAnsiTheme="majorHAnsi" w:cstheme="majorBidi" w:ascii="Arial Unicode MS" w:hAnsi="Arial Unicode MS" w:eastAsia="Arial Unicode MS" w:cs="Arial Unicode MS"/>
+      <w:rFonts w:asciiTheme="majorHAnsi" w:eastAsiaTheme="majorEastAsia" w:hAnsiTheme="majorHAnsi" w:cstheme="majorBidi" w:ascii="Arial" w:hAnsi="Arial" w:eastAsia="PingFang SC" w:cs="PingFang SC"/>
       <w:b/>
       <w:bCs/>
       <w:color w:val="2E74B5"/>
@@ -2005,7 +2005,7 @@
       <w:outlineLvl w:val="2"/>
     </w:pPr>
     <w:rPr>
-      <w:rFonts w:asciiTheme="majorHAnsi" w:eastAsiaTheme="majorEastAsia" w:hAnsiTheme="majorHAnsi" w:cstheme="majorBidi" w:ascii="Arial Unicode MS" w:hAnsi="Arial Unicode MS" w:eastAsia="Arial Unicode MS" w:cs="Arial Unicode MS"/>
+      <w:rFonts w:asciiTheme="majorHAnsi" w:eastAsiaTheme="majorEastAsia" w:hAnsiTheme="majorHAnsi" w:cstheme="majorBidi" w:ascii="Arial" w:hAnsi="Arial" w:eastAsia="PingFang SC" w:cs="PingFang SC"/>
       <w:b/>
       <w:bCs/>
       <w:color w:val="1F4D78"/>
@@ -2692,7 +2692,7 @@
       <w:jc w:val="center"/>
     </w:pPr>
     <w:rPr>
-      <w:rFonts w:ascii="Arial Unicode MS" w:hAnsi="Arial Unicode MS" w:eastAsia="Arial Unicode MS" w:cs="Arial Unicode MS"/>
+      <w:rFonts w:ascii="Arial" w:hAnsi="Arial" w:eastAsia="PingFang SC" w:cs="PingFang SC"/>
       <w:b/>
       <w:bCs/>
       <w:i w:val="0"/>
